--- a/ss4_b2.docx
+++ b/ss4_b2.docx
@@ -6,13 +6,8 @@
       <w:pPr>
         <w:spacing w:after="60"/>
       </w:pPr>
-      <w:proofErr w:type="spellStart"/>
       <w:r>
-        <w:t>Bước</w:t>
-      </w:r>
-      <w:proofErr w:type="spellEnd"/>
-      <w:r>
-        <w:t xml:space="preserve"> 1. Viết User Story</w:t>
+        <w:t>Bước 1. Viết User Story</w:t>
       </w:r>
     </w:p>
     <w:p>
@@ -132,6 +127,85 @@
       </w:r>
     </w:p>
     <w:p/>
+    <w:p/>
+    <w:p>
+      <w:r>
+        <w:lastRenderedPageBreak/>
+        <w:drawing>
+          <wp:inline distT="0" distB="0" distL="0" distR="0" wp14:anchorId="1BD3D7EA" wp14:editId="290FF5B0">
+            <wp:extent cx="5796280" cy="6130290"/>
+            <wp:effectExtent l="0" t="0" r="0" b="3810"/>
+            <wp:docPr id="2127735096" name="Picture 1"/>
+            <wp:cNvGraphicFramePr>
+              <a:graphicFrameLocks xmlns:a="http://schemas.openxmlformats.org/drawingml/2006/main" noChangeAspect="1"/>
+            </wp:cNvGraphicFramePr>
+            <a:graphic xmlns:a="http://schemas.openxmlformats.org/drawingml/2006/main">
+              <a:graphicData uri="http://schemas.openxmlformats.org/drawingml/2006/picture">
+                <pic:pic xmlns:pic="http://schemas.openxmlformats.org/drawingml/2006/picture">
+                  <pic:nvPicPr>
+                    <pic:cNvPr id="2127735096" name=""/>
+                    <pic:cNvPicPr/>
+                  </pic:nvPicPr>
+                  <pic:blipFill>
+                    <a:blip r:embed="rId6"/>
+                    <a:stretch>
+                      <a:fillRect/>
+                    </a:stretch>
+                  </pic:blipFill>
+                  <pic:spPr>
+                    <a:xfrm>
+                      <a:off x="0" y="0"/>
+                      <a:ext cx="5796280" cy="6130290"/>
+                    </a:xfrm>
+                    <a:prstGeom prst="rect">
+                      <a:avLst/>
+                    </a:prstGeom>
+                  </pic:spPr>
+                </pic:pic>
+              </a:graphicData>
+            </a:graphic>
+          </wp:inline>
+        </w:drawing>
+      </w:r>
+      <w:r>
+        <w:lastRenderedPageBreak/>
+        <w:drawing>
+          <wp:inline distT="0" distB="0" distL="0" distR="0" wp14:anchorId="3600EADA" wp14:editId="07B72297">
+            <wp:extent cx="5796280" cy="3140710"/>
+            <wp:effectExtent l="0" t="0" r="0" b="2540"/>
+            <wp:docPr id="1888141224" name="Picture 1"/>
+            <wp:cNvGraphicFramePr>
+              <a:graphicFrameLocks xmlns:a="http://schemas.openxmlformats.org/drawingml/2006/main" noChangeAspect="1"/>
+            </wp:cNvGraphicFramePr>
+            <a:graphic xmlns:a="http://schemas.openxmlformats.org/drawingml/2006/main">
+              <a:graphicData uri="http://schemas.openxmlformats.org/drawingml/2006/picture">
+                <pic:pic xmlns:pic="http://schemas.openxmlformats.org/drawingml/2006/picture">
+                  <pic:nvPicPr>
+                    <pic:cNvPr id="1888141224" name=""/>
+                    <pic:cNvPicPr/>
+                  </pic:nvPicPr>
+                  <pic:blipFill>
+                    <a:blip r:embed="rId7"/>
+                    <a:stretch>
+                      <a:fillRect/>
+                    </a:stretch>
+                  </pic:blipFill>
+                  <pic:spPr>
+                    <a:xfrm>
+                      <a:off x="0" y="0"/>
+                      <a:ext cx="5796280" cy="3140710"/>
+                    </a:xfrm>
+                    <a:prstGeom prst="rect">
+                      <a:avLst/>
+                    </a:prstGeom>
+                  </pic:spPr>
+                </pic:pic>
+              </a:graphicData>
+            </a:graphic>
+          </wp:inline>
+        </w:drawing>
+      </w:r>
+    </w:p>
     <w:sectPr>
       <w:pgSz w:w="11906" w:h="16838"/>
       <w:pgMar w:top="1134" w:right="1361" w:bottom="1134" w:left="1417" w:header="720" w:footer="720" w:gutter="0"/>
